--- a/data/exports/properties-of-triangle_revision_notes.docx
+++ b/data/exports/properties-of-triangle_revision_notes.docx
@@ -189,7 +189,7 @@
                 <w:color w:val="2D3748"/>
                 <w:sz w:val="19"/>
               </w:rPr>
-              <w:t>Properties Of Triangle - Core Application</w:t>
+              <w:t>Properties Of Triangle — Standard Calculations &amp; Problem Archetypes</w:t>
             </w:r>
           </w:p>
         </w:tc>
@@ -209,7 +209,7 @@
               <w:rPr>
                 <w:sz w:val="19"/>
               </w:rPr>
-              <w:t>36 PYQs</w:t>
+              <w:t>20 PYQs</w:t>
             </w:r>
           </w:p>
         </w:tc>
@@ -230,7 +230,181 @@
                 <w:color w:val="718096"/>
                 <w:sz w:val="19"/>
               </w:rPr>
-              <w:t>General Concept</w:t>
+              <w:t>Quantitative Analysis</w:t>
+            </w:r>
+          </w:p>
+        </w:tc>
+      </w:tr>
+      <w:tr>
+        <w:tc>
+          <w:tcPr>
+            <w:tcW w:type="dxa" w:w="2160"/>
+            <w:shd w:fill="FFFFFF"/>
+            <w:tcMar>
+              <w:top w:w="80" w:type="dxa"/>
+              <w:bottom w:w="80" w:type="dxa"/>
+              <w:left w:w="150" w:type="dxa"/>
+              <w:right w:w="150" w:type="dxa"/>
+            </w:tcMar>
+          </w:tcPr>
+          <w:p>
+            <w:r>
+              <w:rPr>
+                <w:b/>
+                <w:color w:val="2B6CB0"/>
+                <w:sz w:val="19"/>
+              </w:rPr>
+              <w:t>High</w:t>
+            </w:r>
+          </w:p>
+        </w:tc>
+        <w:tc>
+          <w:tcPr>
+            <w:tcW w:type="dxa" w:w="4320"/>
+            <w:shd w:fill="FFFFFF"/>
+            <w:tcMar>
+              <w:top w:w="80" w:type="dxa"/>
+              <w:bottom w:w="80" w:type="dxa"/>
+              <w:left w:w="150" w:type="dxa"/>
+              <w:right w:w="150" w:type="dxa"/>
+            </w:tcMar>
+          </w:tcPr>
+          <w:p>
+            <w:r>
+              <w:rPr>
+                <w:b/>
+                <w:color w:val="2D3748"/>
+                <w:sz w:val="19"/>
+              </w:rPr>
+              <w:t>Properties Of Triangle — Core Principles &amp; Governing Laws</w:t>
+            </w:r>
+          </w:p>
+        </w:tc>
+        <w:tc>
+          <w:tcPr>
+            <w:tcW w:type="dxa" w:w="1728"/>
+            <w:shd w:fill="FFFFFF"/>
+            <w:tcMar>
+              <w:top w:w="80" w:type="dxa"/>
+              <w:bottom w:w="80" w:type="dxa"/>
+              <w:left w:w="150" w:type="dxa"/>
+              <w:right w:w="150" w:type="dxa"/>
+            </w:tcMar>
+          </w:tcPr>
+          <w:p>
+            <w:r>
+              <w:rPr>
+                <w:sz w:val="19"/>
+              </w:rPr>
+              <w:t>8 PYQs</w:t>
+            </w:r>
+          </w:p>
+        </w:tc>
+        <w:tc>
+          <w:tcPr>
+            <w:tcW w:type="dxa" w:w="1872"/>
+            <w:shd w:fill="FFFFFF"/>
+            <w:tcMar>
+              <w:top w:w="80" w:type="dxa"/>
+              <w:bottom w:w="80" w:type="dxa"/>
+              <w:left w:w="150" w:type="dxa"/>
+              <w:right w:w="150" w:type="dxa"/>
+            </w:tcMar>
+          </w:tcPr>
+          <w:p>
+            <w:r>
+              <w:rPr>
+                <w:color w:val="718096"/>
+                <w:sz w:val="19"/>
+              </w:rPr>
+              <w:t>Core Principle</w:t>
+            </w:r>
+          </w:p>
+        </w:tc>
+      </w:tr>
+      <w:tr>
+        <w:tc>
+          <w:tcPr>
+            <w:tcW w:type="dxa" w:w="2160"/>
+            <w:shd w:fill="F7FAFC"/>
+            <w:tcMar>
+              <w:top w:w="80" w:type="dxa"/>
+              <w:bottom w:w="80" w:type="dxa"/>
+              <w:left w:w="150" w:type="dxa"/>
+              <w:right w:w="150" w:type="dxa"/>
+            </w:tcMar>
+          </w:tcPr>
+          <w:p>
+            <w:r>
+              <w:rPr>
+                <w:b/>
+                <w:color w:val="2B6CB0"/>
+                <w:sz w:val="19"/>
+              </w:rPr>
+              <w:t>High</w:t>
+            </w:r>
+          </w:p>
+        </w:tc>
+        <w:tc>
+          <w:tcPr>
+            <w:tcW w:type="dxa" w:w="4320"/>
+            <w:shd w:fill="F7FAFC"/>
+            <w:tcMar>
+              <w:top w:w="80" w:type="dxa"/>
+              <w:bottom w:w="80" w:type="dxa"/>
+              <w:left w:w="150" w:type="dxa"/>
+              <w:right w:w="150" w:type="dxa"/>
+            </w:tcMar>
+          </w:tcPr>
+          <w:p>
+            <w:r>
+              <w:rPr>
+                <w:b/>
+                <w:color w:val="2D3748"/>
+                <w:sz w:val="19"/>
+              </w:rPr>
+              <w:t>Properties Of Triangle — Applied Cases, Reactions &amp; Traps</w:t>
+            </w:r>
+          </w:p>
+        </w:tc>
+        <w:tc>
+          <w:tcPr>
+            <w:tcW w:type="dxa" w:w="1728"/>
+            <w:shd w:fill="F7FAFC"/>
+            <w:tcMar>
+              <w:top w:w="80" w:type="dxa"/>
+              <w:bottom w:w="80" w:type="dxa"/>
+              <w:left w:w="150" w:type="dxa"/>
+              <w:right w:w="150" w:type="dxa"/>
+            </w:tcMar>
+          </w:tcPr>
+          <w:p>
+            <w:r>
+              <w:rPr>
+                <w:sz w:val="19"/>
+              </w:rPr>
+              <w:t>8 PYQs</w:t>
+            </w:r>
+          </w:p>
+        </w:tc>
+        <w:tc>
+          <w:tcPr>
+            <w:tcW w:type="dxa" w:w="1872"/>
+            <w:shd w:fill="F7FAFC"/>
+            <w:tcMar>
+              <w:top w:w="80" w:type="dxa"/>
+              <w:bottom w:w="80" w:type="dxa"/>
+              <w:left w:w="150" w:type="dxa"/>
+              <w:right w:w="150" w:type="dxa"/>
+            </w:tcMar>
+          </w:tcPr>
+          <w:p>
+            <w:r>
+              <w:rPr>
+                <w:color w:val="718096"/>
+                <w:sz w:val="19"/>
+              </w:rPr>
+              <w:t>Applied Topics</w:t>
             </w:r>
           </w:p>
         </w:tc>
@@ -311,6 +485,144 @@
           </w:p>
         </w:tc>
       </w:tr>
+      <w:tr>
+        <w:tc>
+          <w:tcPr>
+            <w:tcW w:type="dxa" w:w="3600"/>
+            <w:shd w:fill="F7FAFC"/>
+            <w:tcMar>
+              <w:top w:w="100" w:type="dxa"/>
+              <w:bottom w:w="100" w:type="dxa"/>
+              <w:left w:w="150" w:type="dxa"/>
+              <w:right w:w="150" w:type="dxa"/>
+            </w:tcMar>
+          </w:tcPr>
+          <w:p>
+            <w:r>
+              <w:rPr>
+                <w:b/>
+                <w:color w:val="1A365D"/>
+                <w:sz w:val="19"/>
+              </w:rPr>
+              <w:t>Properties Of Triangle — Standard Calculations &amp; Problem Archetypes</w:t>
+            </w:r>
+          </w:p>
+        </w:tc>
+        <w:tc>
+          <w:tcPr>
+            <w:tcW w:type="dxa" w:w="6480"/>
+            <w:shd w:fill="F7FAFC"/>
+            <w:tcMar>
+              <w:top w:w="100" w:type="dxa"/>
+              <w:bottom w:w="100" w:type="dxa"/>
+              <w:left w:w="150" w:type="dxa"/>
+              <w:right w:w="150" w:type="dxa"/>
+            </w:tcMar>
+          </w:tcPr>
+          <w:p>
+            <w:r>
+              <w:rPr>
+                <w:rFonts w:ascii="Cambria Math" w:hAnsi="Cambria Math"/>
+                <w:color w:val="2D3748"/>
+                <w:sz w:val="19"/>
+              </w:rPr>
+              <w:t>r=3, \quad \frac{R}{r}, \quad \angleBAC=90^{o}</w:t>
+            </w:r>
+          </w:p>
+        </w:tc>
+      </w:tr>
+      <w:tr>
+        <w:tc>
+          <w:tcPr>
+            <w:tcW w:type="dxa" w:w="3600"/>
+            <w:shd w:fill="FFFFFF"/>
+            <w:tcMar>
+              <w:top w:w="100" w:type="dxa"/>
+              <w:bottom w:w="100" w:type="dxa"/>
+              <w:left w:w="150" w:type="dxa"/>
+              <w:right w:w="150" w:type="dxa"/>
+            </w:tcMar>
+          </w:tcPr>
+          <w:p>
+            <w:r>
+              <w:rPr>
+                <w:b/>
+                <w:color w:val="1A365D"/>
+                <w:sz w:val="19"/>
+              </w:rPr>
+              <w:t>Properties Of Triangle — Core Principles &amp; Governing Laws</w:t>
+            </w:r>
+          </w:p>
+        </w:tc>
+        <w:tc>
+          <w:tcPr>
+            <w:tcW w:type="dxa" w:w="6480"/>
+            <w:shd w:fill="FFFFFF"/>
+            <w:tcMar>
+              <w:top w:w="100" w:type="dxa"/>
+              <w:bottom w:w="100" w:type="dxa"/>
+              <w:left w:w="150" w:type="dxa"/>
+              <w:right w:w="150" w:type="dxa"/>
+            </w:tcMar>
+          </w:tcPr>
+          <w:p>
+            <w:r>
+              <w:rPr>
+                <w:rFonts w:ascii="Cambria Math" w:hAnsi="Cambria Math"/>
+                <w:color w:val="2D3748"/>
+                <w:sz w:val="19"/>
+              </w:rPr>
+              <w:t>\angleC=\frac{\pi}{2}, \quad \Rightarrow c=2R, \quad \sqrt{3}(BE)=4(AB)</w:t>
+            </w:r>
+          </w:p>
+        </w:tc>
+      </w:tr>
+      <w:tr>
+        <w:tc>
+          <w:tcPr>
+            <w:tcW w:type="dxa" w:w="3600"/>
+            <w:shd w:fill="F7FAFC"/>
+            <w:tcMar>
+              <w:top w:w="100" w:type="dxa"/>
+              <w:bottom w:w="100" w:type="dxa"/>
+              <w:left w:w="150" w:type="dxa"/>
+              <w:right w:w="150" w:type="dxa"/>
+            </w:tcMar>
+          </w:tcPr>
+          <w:p>
+            <w:r>
+              <w:rPr>
+                <w:b/>
+                <w:color w:val="1A365D"/>
+                <w:sz w:val="19"/>
+              </w:rPr>
+              <w:t>Properties Of Triangle — Applied Cases, Reactions &amp; Traps</w:t>
+            </w:r>
+          </w:p>
+        </w:tc>
+        <w:tc>
+          <w:tcPr>
+            <w:tcW w:type="dxa" w:w="6480"/>
+            <w:shd w:fill="F7FAFC"/>
+            <w:tcMar>
+              <w:top w:w="100" w:type="dxa"/>
+              <w:bottom w:w="100" w:type="dxa"/>
+              <w:left w:w="150" w:type="dxa"/>
+              <w:right w:w="150" w:type="dxa"/>
+            </w:tcMar>
+          </w:tcPr>
+          <w:p>
+            <w:r>
+              <w:rPr>
+                <w:rFonts w:ascii="Cambria Math" w:hAnsi="Cambria Math"/>
+                <w:color w:val="2D3748"/>
+                <w:sz w:val="19"/>
+              </w:rPr>
+              <w:t>cosB=\frac{3}{5} \Rightarrow B=53^{\circ}, \quad r+R=\frac{a}{2}[cot\frac{\pi}{n}+cosec\frac{\pi}{n}], \quad =\frac{a}{2}[\frac{cos\frac{\pi}{n}+1}{sin\frac{\pi}{n}}]</w:t>
+            </w:r>
+          </w:p>
+        </w:tc>
+      </w:tr>
     </w:tbl>
     <w:p>
       <w:pPr>
@@ -338,7 +650,7 @@
           <w:color w:val="2B6CB0"/>
           <w:sz w:val="24"/>
         </w:rPr>
-        <w:t>3.1 Properties Of Triangle - Core Application (Very High Yield — 36 PYQs)</w:t>
+        <w:t>3.1 Properties Of Triangle — Standard Calculations &amp; Problem Archetypes (Very High Yield — 20 PYQs)</w:t>
       </w:r>
     </w:p>
     <w:p>
@@ -353,7 +665,7 @@
         <w:rPr>
           <w:sz w:val="20"/>
         </w:rPr>
-        <w:t>Key problem pattern in Properties Of Triangle.</w:t>
+        <w:t>Quantitative numerical problem-solving techniques and standard question patterns frequently seen in Properties Of Triangle.</w:t>
       </w:r>
     </w:p>
     <w:tbl>
@@ -391,7 +703,7 @@
                 <w:color w:val="2D3748"/>
                 <w:sz w:val="19"/>
               </w:rPr>
-              <w:t>Watch for algebraic and sign errors.</w:t>
+              <w:t>Watch for algebraic rounding, stoichiometric balancing, and boundary condition checks.</w:t>
             </w:r>
           </w:p>
         </w:tc>
@@ -432,7 +744,7 @@
                 <w:color w:val="2D3748"/>
                 <w:sz w:val="19"/>
               </w:rPr>
-              <w:t>Verify dimensions and boundary conditions.</w:t>
+              <w:t>Dimensional consistency checks and ratio comparisons can quickly eliminate incorrect options.</w:t>
             </w:r>
           </w:p>
         </w:tc>
@@ -522,6 +834,422 @@
           <w:sz w:val="18"/>
         </w:rPr>
         <w:t xml:space="preserve">"Two vertices of a triangle ABC are A(3,-1) and B(-2,3) , and its orthocentre is P(1,1) . If the coordinates of the point C are $(\..."  </w:t>
+      </w:r>
+      <w:r>
+        <w:rPr>
+          <w:b/>
+          <w:color w:val="2B6CB0"/>
+          <w:sz w:val="18"/>
+        </w:rPr>
+        <w:t>[Ans: N/A]</w:t>
+      </w:r>
+    </w:p>
+    <w:p>
+      <w:pPr>
+        <w:spacing w:after="120"/>
+      </w:pPr>
+    </w:p>
+    <w:p>
+      <w:pPr>
+        <w:pStyle w:val="Heading2"/>
+      </w:pPr>
+      <w:r>
+        <w:rPr>
+          <w:color w:val="2B6CB0"/>
+          <w:sz w:val="24"/>
+        </w:rPr>
+        <w:t>3.2 Properties Of Triangle — Core Principles &amp; Governing Laws (High Yield — 8 PYQs)</w:t>
+      </w:r>
+    </w:p>
+    <w:p>
+      <w:r>
+        <w:rPr>
+          <w:b/>
+          <w:sz w:val="20"/>
+        </w:rPr>
+        <w:t xml:space="preserve">Core Principle: </w:t>
+      </w:r>
+      <w:r>
+        <w:rPr>
+          <w:sz w:val="20"/>
+        </w:rPr>
+        <w:t>Fundamental definitions, core postulates, and governing physical/chemical relations in Properties Of Triangle.</w:t>
+      </w:r>
+    </w:p>
+    <w:tbl>
+      <w:tblPr>
+        <w:tblW w:type="auto" w:w="0"/>
+        <w:jc w:val="center"/>
+        <w:tblLook w:firstColumn="1" w:firstRow="1" w:lastColumn="0" w:lastRow="0" w:noHBand="0" w:noVBand="1" w:val="04A0"/>
+      </w:tblPr>
+      <w:tblGrid>
+        <w:gridCol w:w="10080"/>
+      </w:tblGrid>
+      <w:tr>
+        <w:tc>
+          <w:tcPr>
+            <w:tcW w:type="dxa" w:w="10080"/>
+            <w:shd w:fill="FFF5F5"/>
+            <w:tcMar>
+              <w:top w:w="100" w:type="dxa"/>
+              <w:bottom w:w="100" w:type="dxa"/>
+              <w:left w:w="150" w:type="dxa"/>
+              <w:right w:w="150" w:type="dxa"/>
+            </w:tcMar>
+          </w:tcPr>
+          <w:p>
+            <w:r>
+              <w:rPr>
+                <w:b/>
+                <w:color w:val="C53030"/>
+                <w:sz w:val="19"/>
+              </w:rPr>
+              <w:t xml:space="preserve">⚠️ Common Trap / JEE Pitfall: </w:t>
+            </w:r>
+            <w:r>
+              <w:rPr>
+                <w:color w:val="2D3748"/>
+                <w:sz w:val="19"/>
+              </w:rPr>
+              <w:t>Carefully verify units, standard reference states, and sign conventions in Properties Of Triangle.</w:t>
+            </w:r>
+          </w:p>
+        </w:tc>
+      </w:tr>
+    </w:tbl>
+    <w:tbl>
+      <w:tblPr>
+        <w:tblW w:type="auto" w:w="0"/>
+        <w:jc w:val="center"/>
+        <w:tblLook w:firstColumn="1" w:firstRow="1" w:lastColumn="0" w:lastRow="0" w:noHBand="0" w:noVBand="1" w:val="04A0"/>
+      </w:tblPr>
+      <w:tblGrid>
+        <w:gridCol w:w="10080"/>
+      </w:tblGrid>
+      <w:tr>
+        <w:tc>
+          <w:tcPr>
+            <w:tcW w:type="dxa" w:w="10080"/>
+            <w:shd w:fill="F0FFF4"/>
+            <w:tcMar>
+              <w:top w:w="100" w:type="dxa"/>
+              <w:bottom w:w="100" w:type="dxa"/>
+              <w:left w:w="150" w:type="dxa"/>
+              <w:right w:w="150" w:type="dxa"/>
+            </w:tcMar>
+          </w:tcPr>
+          <w:p>
+            <w:r>
+              <w:rPr>
+                <w:b/>
+                <w:color w:val="276749"/>
+                <w:sz w:val="19"/>
+              </w:rPr>
+              <w:t xml:space="preserve">💡 Speed Hack / Trick: </w:t>
+            </w:r>
+            <w:r>
+              <w:rPr>
+                <w:color w:val="2D3748"/>
+                <w:sz w:val="19"/>
+              </w:rPr>
+              <w:t>Focus on high-yield formulas and standard limiting approximations tested in Properties Of Triangle PYQs.</w:t>
+            </w:r>
+          </w:p>
+        </w:tc>
+      </w:tr>
+    </w:tbl>
+    <w:p>
+      <w:pPr>
+        <w:spacing w:before="120" w:after="40"/>
+      </w:pPr>
+      <w:r>
+        <w:rPr>
+          <w:b/>
+          <w:color w:val="1A365D"/>
+          <w:sz w:val="19"/>
+        </w:rPr>
+        <w:t>Source PYQs testing this concept:</w:t>
+      </w:r>
+    </w:p>
+    <w:p>
+      <w:pPr>
+        <w:pStyle w:val="ListBullet"/>
+        <w:spacing w:after="40"/>
+      </w:pPr>
+      <w:r>
+        <w:rPr>
+          <w:b/>
+          <w:sz w:val="18"/>
+        </w:rPr>
+        <w:t xml:space="preserve">[2024 Morning Shift] Q#3 (MCQ): </w:t>
+      </w:r>
+      <w:r>
+        <w:rPr>
+          <w:sz w:val="18"/>
+        </w:rPr>
+        <w:t xml:space="preserve">"Let (5,(a / 4)) be the circumcenter of a triangle with vertices A(a,-2),B(a,6) and C((a / 4),-2) . Let α denote the cir..."  </w:t>
+      </w:r>
+      <w:r>
+        <w:rPr>
+          <w:b/>
+          <w:color w:val="2B6CB0"/>
+          <w:sz w:val="18"/>
+        </w:rPr>
+        <w:t>[Ans: N/A]</w:t>
+      </w:r>
+    </w:p>
+    <w:p>
+      <w:pPr>
+        <w:pStyle w:val="ListBullet"/>
+        <w:spacing w:after="40"/>
+      </w:pPr>
+      <w:r>
+        <w:rPr>
+          <w:b/>
+          <w:sz w:val="18"/>
+        </w:rPr>
+        <w:t xml:space="preserve">[2023 Evening Shift] Q#3 (Numerical): </w:t>
+      </w:r>
+      <w:r>
+        <w:rPr>
+          <w:sz w:val="18"/>
+        </w:rPr>
+        <w:t xml:space="preserve">"In the figure, θ_(1)+θ_(2)=(π / 2) and √(3)(BE)=4(AB) . If the area of △CAB is 2√(3)-3 unit ^2 , when $\..."  </w:t>
+      </w:r>
+      <w:r>
+        <w:rPr>
+          <w:b/>
+          <w:color w:val="2B6CB0"/>
+          <w:sz w:val="18"/>
+        </w:rPr>
+        <w:t>[Ans: 6]</w:t>
+      </w:r>
+    </w:p>
+    <w:p>
+      <w:pPr>
+        <w:pStyle w:val="ListBullet"/>
+        <w:spacing w:after="40"/>
+      </w:pPr>
+      <w:r>
+        <w:rPr>
+          <w:b/>
+          <w:sz w:val="18"/>
+        </w:rPr>
+        <w:t xml:space="preserve">[2022 Morning Shift] Q#3 (MCQ): </w:t>
+      </w:r>
+      <w:r>
+        <w:rPr>
+          <w:sz w:val="18"/>
+        </w:rPr>
+        <w:t xml:space="preserve">"The lengths of the sides of a triangle are 10 + x 2 , 10 + x 2 and 20 - 2x 2 . If for x = k, the area of the triangle is maximum, then 3k ..."  </w:t>
+      </w:r>
+      <w:r>
+        <w:rPr>
+          <w:b/>
+          <w:color w:val="2B6CB0"/>
+          <w:sz w:val="18"/>
+        </w:rPr>
+        <w:t>[Ans: N/A]</w:t>
+      </w:r>
+    </w:p>
+    <w:p>
+      <w:pPr>
+        <w:spacing w:after="120"/>
+      </w:pPr>
+    </w:p>
+    <w:p>
+      <w:pPr>
+        <w:pStyle w:val="Heading2"/>
+      </w:pPr>
+      <w:r>
+        <w:rPr>
+          <w:color w:val="2B6CB0"/>
+          <w:sz w:val="24"/>
+        </w:rPr>
+        <w:t>3.3 Properties Of Triangle — Applied Cases, Reactions &amp; Traps (High Yield — 8 PYQs)</w:t>
+      </w:r>
+    </w:p>
+    <w:p>
+      <w:r>
+        <w:rPr>
+          <w:b/>
+          <w:sz w:val="20"/>
+        </w:rPr>
+        <w:t xml:space="preserve">Core Principle: </w:t>
+      </w:r>
+      <w:r>
+        <w:rPr>
+          <w:sz w:val="20"/>
+        </w:rPr>
+        <w:t>Special cases, experimental observations, and conceptual traps designed to test deep understanding of Properties Of Triangle.</w:t>
+      </w:r>
+    </w:p>
+    <w:tbl>
+      <w:tblPr>
+        <w:tblW w:type="auto" w:w="0"/>
+        <w:jc w:val="center"/>
+        <w:tblLook w:firstColumn="1" w:firstRow="1" w:lastColumn="0" w:lastRow="0" w:noHBand="0" w:noVBand="1" w:val="04A0"/>
+      </w:tblPr>
+      <w:tblGrid>
+        <w:gridCol w:w="10080"/>
+      </w:tblGrid>
+      <w:tr>
+        <w:tc>
+          <w:tcPr>
+            <w:tcW w:type="dxa" w:w="10080"/>
+            <w:shd w:fill="FFF5F5"/>
+            <w:tcMar>
+              <w:top w:w="100" w:type="dxa"/>
+              <w:bottom w:w="100" w:type="dxa"/>
+              <w:left w:w="150" w:type="dxa"/>
+              <w:right w:w="150" w:type="dxa"/>
+            </w:tcMar>
+          </w:tcPr>
+          <w:p>
+            <w:r>
+              <w:rPr>
+                <w:b/>
+                <w:color w:val="C53030"/>
+                <w:sz w:val="19"/>
+              </w:rPr>
+              <w:t xml:space="preserve">⚠️ Common Trap / JEE Pitfall: </w:t>
+            </w:r>
+            <w:r>
+              <w:rPr>
+                <w:color w:val="2D3748"/>
+                <w:sz w:val="19"/>
+              </w:rPr>
+              <w:t>Read questions carefully for keywords like 'incorrect', 'not true', or non-standard conditions.</w:t>
+            </w:r>
+          </w:p>
+        </w:tc>
+      </w:tr>
+    </w:tbl>
+    <w:tbl>
+      <w:tblPr>
+        <w:tblW w:type="auto" w:w="0"/>
+        <w:jc w:val="center"/>
+        <w:tblLook w:firstColumn="1" w:firstRow="1" w:lastColumn="0" w:lastRow="0" w:noHBand="0" w:noVBand="1" w:val="04A0"/>
+      </w:tblPr>
+      <w:tblGrid>
+        <w:gridCol w:w="10080"/>
+      </w:tblGrid>
+      <w:tr>
+        <w:tc>
+          <w:tcPr>
+            <w:tcW w:type="dxa" w:w="10080"/>
+            <w:shd w:fill="F0FFF4"/>
+            <w:tcMar>
+              <w:top w:w="100" w:type="dxa"/>
+              <w:bottom w:w="100" w:type="dxa"/>
+              <w:left w:w="150" w:type="dxa"/>
+              <w:right w:w="150" w:type="dxa"/>
+            </w:tcMar>
+          </w:tcPr>
+          <w:p>
+            <w:r>
+              <w:rPr>
+                <w:b/>
+                <w:color w:val="276749"/>
+                <w:sz w:val="19"/>
+              </w:rPr>
+              <w:t xml:space="preserve">💡 Speed Hack / Trick: </w:t>
+            </w:r>
+            <w:r>
+              <w:rPr>
+                <w:color w:val="2D3748"/>
+                <w:sz w:val="19"/>
+              </w:rPr>
+              <w:t>Elimination of extreme or unphysical answer choices improves accuracy in assertion-reason and multiple-statement questions.</w:t>
+            </w:r>
+          </w:p>
+        </w:tc>
+      </w:tr>
+    </w:tbl>
+    <w:p>
+      <w:pPr>
+        <w:spacing w:before="120" w:after="40"/>
+      </w:pPr>
+      <w:r>
+        <w:rPr>
+          <w:b/>
+          <w:color w:val="1A365D"/>
+          <w:sz w:val="19"/>
+        </w:rPr>
+        <w:t>Source PYQs testing this concept:</w:t>
+      </w:r>
+    </w:p>
+    <w:p>
+      <w:pPr>
+        <w:pStyle w:val="ListBullet"/>
+        <w:spacing w:after="40"/>
+      </w:pPr>
+      <w:r>
+        <w:rPr>
+          <w:b/>
+          <w:sz w:val="18"/>
+        </w:rPr>
+        <w:t xml:space="preserve">[2023 Morning Shift] Q#2 (MCQ): </w:t>
+      </w:r>
+      <w:r>
+        <w:rPr>
+          <w:sz w:val="18"/>
+        </w:rPr>
+        <w:t xml:space="preserve">"A straight line cuts off the intercepts OA=a and OB=b on the positive directions of x -axis and y axis respectively. If the perpendi..."  </w:t>
+      </w:r>
+      <w:r>
+        <w:rPr>
+          <w:b/>
+          <w:color w:val="2B6CB0"/>
+          <w:sz w:val="18"/>
+        </w:rPr>
+        <w:t>[Ans: N/A]</w:t>
+      </w:r>
+    </w:p>
+    <w:p>
+      <w:pPr>
+        <w:pStyle w:val="ListBullet"/>
+        <w:spacing w:after="40"/>
+      </w:pPr>
+      <w:r>
+        <w:rPr>
+          <w:b/>
+          <w:sz w:val="18"/>
+        </w:rPr>
+        <w:t xml:space="preserve">[2023 Morning Shift] Q#2 (Numerical): </w:t>
+      </w:r>
+      <w:r>
+        <w:rPr>
+          <w:sz w:val="18"/>
+        </w:rPr>
+        <w:t xml:space="preserve">"If the line x=y=z intersects the line xsinA+ysinB+zsinC-18=0=xsin2A+ysin2B+zsin2C-9 , where A,B,C are the angles of a triangle ABC ,..."  </w:t>
+      </w:r>
+      <w:r>
+        <w:rPr>
+          <w:b/>
+          <w:color w:val="2B6CB0"/>
+          <w:sz w:val="18"/>
+        </w:rPr>
+        <w:t>[Ans: 5]</w:t>
+      </w:r>
+    </w:p>
+    <w:p>
+      <w:pPr>
+        <w:pStyle w:val="ListBullet"/>
+        <w:spacing w:after="40"/>
+      </w:pPr>
+      <w:r>
+        <w:rPr>
+          <w:b/>
+          <w:sz w:val="18"/>
+        </w:rPr>
+        <w:t xml:space="preserve">[2021 Morning Shift] Q#2 (MCQ): </w:t>
+      </w:r>
+      <w:r>
+        <w:rPr>
+          <w:sz w:val="18"/>
+        </w:rPr>
+        <w:t xml:space="preserve">"If in a triangle ABC, AB = 5 units, \angleB=cos^-1((3 / 5)) and radius of circumcircle of Δ ABC is 5 units, then the area (in..."  </w:t>
       </w:r>
       <w:r>
         <w:rPr>
@@ -660,6 +1388,248 @@
               <w:t>Solution Analysis:</w:t>
               <w:br/>
               <w:t>Equation of linesQR=5x+2y+2=0 Equation of linesPR=10x-3y-38=0 ∴ PointR(2,-6) Centroid=((5-2+2 / 3),(4+4-6 / 3)) =((5 / 3),(2 / 3)) c+2d=(5 / 3)+(4 / 3)=3</w:t>
+            </w:r>
+          </w:p>
+        </w:tc>
+      </w:tr>
+    </w:tbl>
+    <w:p>
+      <w:pPr>
+        <w:spacing w:after="120"/>
+      </w:pPr>
+    </w:p>
+    <w:p>
+      <w:pPr>
+        <w:spacing w:before="160" w:after="40"/>
+      </w:pPr>
+      <w:r>
+        <w:rPr>
+          <w:b/>
+          <w:color w:val="1A365D"/>
+          <w:sz w:val="22"/>
+        </w:rPr>
+        <w:t>Benchmark Problem 2: JEE Main 2024 (Online) 29th January Morning Shift (Q#3)</w:t>
+      </w:r>
+    </w:p>
+    <w:p>
+      <w:pPr>
+        <w:spacing w:after="80"/>
+      </w:pPr>
+      <w:r>
+        <w:rPr>
+          <w:sz w:val="20"/>
+        </w:rPr>
+        <w:t>Let (5,(a / 4)) be the circumcenter of a triangle with vertices A(a,-2),B(a,6) and C((a / 4),-2) . Let α denote the circumradius, β denote the area and γ denote the perimeter of the triangle. Then α+β+γ is</w:t>
+      </w:r>
+    </w:p>
+    <w:p>
+      <w:pPr>
+        <w:pStyle w:val="ListBullet"/>
+        <w:spacing w:after="20"/>
+      </w:pPr>
+      <w:r>
+        <w:rPr>
+          <w:sz w:val="19"/>
+        </w:rPr>
+        <w:t>(A) 60</w:t>
+      </w:r>
+    </w:p>
+    <w:p>
+      <w:pPr>
+        <w:pStyle w:val="ListBullet"/>
+        <w:spacing w:after="20"/>
+      </w:pPr>
+      <w:r>
+        <w:rPr>
+          <w:sz w:val="19"/>
+        </w:rPr>
+        <w:t>(B) 62</w:t>
+      </w:r>
+    </w:p>
+    <w:p>
+      <w:pPr>
+        <w:pStyle w:val="ListBullet"/>
+        <w:spacing w:after="20"/>
+      </w:pPr>
+      <w:r>
+        <w:rPr>
+          <w:sz w:val="19"/>
+        </w:rPr>
+        <w:t>(C) 53</w:t>
+      </w:r>
+    </w:p>
+    <w:p>
+      <w:pPr>
+        <w:pStyle w:val="ListBullet"/>
+        <w:spacing w:after="20"/>
+      </w:pPr>
+      <w:r>
+        <w:rPr>
+          <w:sz w:val="19"/>
+        </w:rPr>
+        <w:t>(D) 30</w:t>
+      </w:r>
+    </w:p>
+    <w:tbl>
+      <w:tblPr>
+        <w:tblW w:type="auto" w:w="0"/>
+        <w:jc w:val="center"/>
+        <w:tblLook w:firstColumn="1" w:firstRow="1" w:lastColumn="0" w:lastRow="0" w:noHBand="0" w:noVBand="1" w:val="04A0"/>
+      </w:tblPr>
+      <w:tblGrid>
+        <w:gridCol w:w="10080"/>
+      </w:tblGrid>
+      <w:tr>
+        <w:tc>
+          <w:tcPr>
+            <w:tcW w:type="dxa" w:w="10080"/>
+            <w:shd w:fill="F7FAFC"/>
+            <w:tcMar>
+              <w:top w:w="100" w:type="dxa"/>
+              <w:bottom w:w="100" w:type="dxa"/>
+              <w:left w:w="150" w:type="dxa"/>
+              <w:right w:w="150" w:type="dxa"/>
+            </w:tcMar>
+          </w:tcPr>
+          <w:p>
+            <w:r>
+              <w:rPr>
+                <w:b/>
+                <w:color w:val="1A365D"/>
+                <w:sz w:val="19"/>
+              </w:rPr>
+              <w:t>Correct Answer: None</w:t>
+              <w:br/>
+            </w:r>
+            <w:r>
+              <w:rPr>
+                <w:color w:val="2D3748"/>
+                <w:sz w:val="18"/>
+              </w:rPr>
+              <w:t>Solution Analysis:</w:t>
+              <w:br/>
+              <w:t>A(a,-2),B(a,6),C((a / 4),-2),O(5,(a / 4)) AO=BO (a-5)^2+((a / 4)+2)^2=(a-5)^2+((a / 4)-6)^2 a=8 AB=8,AC=6,BC=10 α=5,β=24,γ=24</w:t>
+            </w:r>
+          </w:p>
+        </w:tc>
+      </w:tr>
+    </w:tbl>
+    <w:p>
+      <w:pPr>
+        <w:spacing w:after="120"/>
+      </w:pPr>
+    </w:p>
+    <w:p>
+      <w:pPr>
+        <w:spacing w:before="160" w:after="40"/>
+      </w:pPr>
+      <w:r>
+        <w:rPr>
+          <w:b/>
+          <w:color w:val="1A365D"/>
+          <w:sz w:val="22"/>
+        </w:rPr>
+        <w:t>Benchmark Problem 3: JEE Main 2023 (Online) 30th January Morning Shift (Q#2)</w:t>
+      </w:r>
+    </w:p>
+    <w:p>
+      <w:pPr>
+        <w:spacing w:after="80"/>
+      </w:pPr>
+      <w:r>
+        <w:rPr>
+          <w:sz w:val="20"/>
+        </w:rPr>
+        <w:t>A straight line cuts off the intercepts OA=a and OB=b on the positive directions of x -axis and y axis respectively. If the perpendicular from origin O to this line makes an angle of (π / 6) with positive direction of y -axis and the area of △OAB is (98 / 3)√(3) , then a^2-b^2 is equal to :</w:t>
+      </w:r>
+    </w:p>
+    <w:p>
+      <w:pPr>
+        <w:pStyle w:val="ListBullet"/>
+        <w:spacing w:after="20"/>
+      </w:pPr>
+      <w:r>
+        <w:rPr>
+          <w:sz w:val="19"/>
+        </w:rPr>
+        <w:t>(A) (392 / 3)</w:t>
+      </w:r>
+    </w:p>
+    <w:p>
+      <w:pPr>
+        <w:pStyle w:val="ListBullet"/>
+        <w:spacing w:after="20"/>
+      </w:pPr>
+      <w:r>
+        <w:rPr>
+          <w:sz w:val="19"/>
+        </w:rPr>
+        <w:t>(B) 98</w:t>
+      </w:r>
+    </w:p>
+    <w:p>
+      <w:pPr>
+        <w:pStyle w:val="ListBullet"/>
+        <w:spacing w:after="20"/>
+      </w:pPr>
+      <w:r>
+        <w:rPr>
+          <w:sz w:val="19"/>
+        </w:rPr>
+        <w:t>(C) 196</w:t>
+      </w:r>
+    </w:p>
+    <w:p>
+      <w:pPr>
+        <w:pStyle w:val="ListBullet"/>
+        <w:spacing w:after="20"/>
+      </w:pPr>
+      <w:r>
+        <w:rPr>
+          <w:sz w:val="19"/>
+        </w:rPr>
+        <w:t>(D) (196 / 3)</w:t>
+      </w:r>
+    </w:p>
+    <w:tbl>
+      <w:tblPr>
+        <w:tblW w:type="auto" w:w="0"/>
+        <w:jc w:val="center"/>
+        <w:tblLook w:firstColumn="1" w:firstRow="1" w:lastColumn="0" w:lastRow="0" w:noHBand="0" w:noVBand="1" w:val="04A0"/>
+      </w:tblPr>
+      <w:tblGrid>
+        <w:gridCol w:w="10080"/>
+      </w:tblGrid>
+      <w:tr>
+        <w:tc>
+          <w:tcPr>
+            <w:tcW w:type="dxa" w:w="10080"/>
+            <w:shd w:fill="F7FAFC"/>
+            <w:tcMar>
+              <w:top w:w="100" w:type="dxa"/>
+              <w:bottom w:w="100" w:type="dxa"/>
+              <w:left w:w="150" w:type="dxa"/>
+              <w:right w:w="150" w:type="dxa"/>
+            </w:tcMar>
+          </w:tcPr>
+          <w:p>
+            <w:r>
+              <w:rPr>
+                <w:b/>
+                <w:color w:val="1A365D"/>
+                <w:sz w:val="19"/>
+              </w:rPr>
+              <w:t>Correct Answer: None</w:t>
+              <w:br/>
+            </w:r>
+            <w:r>
+              <w:rPr>
+                <w:color w:val="2D3748"/>
+                <w:sz w:val="18"/>
+              </w:rPr>
+              <w:t>Solution Analysis:</w:t>
+              <w:br/>
+              <w:t>(1 / 2)ab=\frac98√(3)3 ⇒ √(3)ab=196 ..... (i) OP=OBcos30°=OAcos60° ⇒ \fracb√(3)2=(a / 2) ⇒ √(3)b=a ..... (ii) By (i) and (ii) a^2=196 a=14 b^2=\fraca^23 a^2-b^2=\frac2a^23=(392 / 3)</w:t>
             </w:r>
           </w:p>
         </w:tc>

--- a/data/exports/properties-of-triangle_revision_notes.docx
+++ b/data/exports/properties-of-triangle_revision_notes.docx
@@ -189,7 +189,7 @@
                 <w:color w:val="2D3748"/>
                 <w:sz w:val="19"/>
               </w:rPr>
-              <w:t>Properties Of Triangle — Standard Calculations &amp; Problem Archetypes</w:t>
+              <w:t>Properties Of Triangle — Core Principles &amp; Governing Laws</w:t>
             </w:r>
           </w:p>
         </w:tc>
@@ -209,7 +209,7 @@
               <w:rPr>
                 <w:sz w:val="19"/>
               </w:rPr>
-              <w:t>20 PYQs</w:t>
+              <w:t>27 PYQs</w:t>
             </w:r>
           </w:p>
         </w:tc>
@@ -230,7 +230,7 @@
                 <w:color w:val="718096"/>
                 <w:sz w:val="19"/>
               </w:rPr>
-              <w:t>Quantitative Analysis</w:t>
+              <w:t>Core Principle</w:t>
             </w:r>
           </w:p>
         </w:tc>
@@ -276,7 +276,7 @@
                 <w:color w:val="2D3748"/>
                 <w:sz w:val="19"/>
               </w:rPr>
-              <w:t>Properties Of Triangle — Core Principles &amp; Governing Laws</w:t>
+              <w:t>Properties Of Triangle — Standard Calculations &amp; Problem Archetypes</w:t>
             </w:r>
           </w:p>
         </w:tc>
@@ -296,7 +296,7 @@
               <w:rPr>
                 <w:sz w:val="19"/>
               </w:rPr>
-              <w:t>8 PYQs</w:t>
+              <w:t>9 PYQs</w:t>
             </w:r>
           </w:p>
         </w:tc>
@@ -317,7 +317,7 @@
                 <w:color w:val="718096"/>
                 <w:sz w:val="19"/>
               </w:rPr>
-              <w:t>Core Principle</w:t>
+              <w:t>Quantitative Analysis</w:t>
             </w:r>
           </w:p>
         </w:tc>
@@ -338,10 +338,10 @@
             <w:r>
               <w:rPr>
                 <w:b/>
-                <w:color w:val="2B6CB0"/>
+                <w:color w:val="718096"/>
                 <w:sz w:val="19"/>
               </w:rPr>
-              <w:t>High</w:t>
+              <w:t>Standard</w:t>
             </w:r>
           </w:p>
         </w:tc>
@@ -383,7 +383,7 @@
               <w:rPr>
                 <w:sz w:val="19"/>
               </w:rPr>
-              <w:t>8 PYQs</w:t>
+              <w:t>0 PYQs</w:t>
             </w:r>
           </w:p>
         </w:tc>
@@ -504,7 +504,7 @@
                 <w:color w:val="1A365D"/>
                 <w:sz w:val="19"/>
               </w:rPr>
-              <w:t>Properties Of Triangle — Standard Calculations &amp; Problem Archetypes</w:t>
+              <w:t>Properties Of Triangle — Core Principles &amp; Governing Laws</w:t>
             </w:r>
           </w:p>
         </w:tc>
@@ -526,7 +526,7 @@
                 <w:color w:val="2D3748"/>
                 <w:sz w:val="19"/>
               </w:rPr>
-              <w:t>r=3, \quad \frac{R}{r}, \quad \angleBAC=90^{o}</w:t>
+              <w:t>\angleBAC=90^{o}, \quad \theta_{1}+\theta_{2}=\frac{\pi}{2}, \quad c 2 = y</w:t>
             </w:r>
           </w:p>
         </w:tc>
@@ -550,7 +550,7 @@
                 <w:color w:val="1A365D"/>
                 <w:sz w:val="19"/>
               </w:rPr>
-              <w:t>Properties Of Triangle — Core Principles &amp; Governing Laws</w:t>
+              <w:t>Properties Of Triangle — Standard Calculations &amp; Problem Archetypes</w:t>
             </w:r>
           </w:p>
         </w:tc>
@@ -572,53 +572,7 @@
                 <w:color w:val="2D3748"/>
                 <w:sz w:val="19"/>
               </w:rPr>
-              <w:t>\angleC=\frac{\pi}{2}, \quad \Rightarrow c=2R, \quad \sqrt{3}(BE)=4(AB)</w:t>
-            </w:r>
-          </w:p>
-        </w:tc>
-      </w:tr>
-      <w:tr>
-        <w:tc>
-          <w:tcPr>
-            <w:tcW w:type="dxa" w:w="3600"/>
-            <w:shd w:fill="F7FAFC"/>
-            <w:tcMar>
-              <w:top w:w="100" w:type="dxa"/>
-              <w:bottom w:w="100" w:type="dxa"/>
-              <w:left w:w="150" w:type="dxa"/>
-              <w:right w:w="150" w:type="dxa"/>
-            </w:tcMar>
-          </w:tcPr>
-          <w:p>
-            <w:r>
-              <w:rPr>
-                <w:b/>
-                <w:color w:val="1A365D"/>
-                <w:sz w:val="19"/>
-              </w:rPr>
-              <w:t>Properties Of Triangle — Applied Cases, Reactions &amp; Traps</w:t>
-            </w:r>
-          </w:p>
-        </w:tc>
-        <w:tc>
-          <w:tcPr>
-            <w:tcW w:type="dxa" w:w="6480"/>
-            <w:shd w:fill="F7FAFC"/>
-            <w:tcMar>
-              <w:top w:w="100" w:type="dxa"/>
-              <w:bottom w:w="100" w:type="dxa"/>
-              <w:left w:w="150" w:type="dxa"/>
-              <w:right w:w="150" w:type="dxa"/>
-            </w:tcMar>
-          </w:tcPr>
-          <w:p>
-            <w:r>
-              <w:rPr>
-                <w:rFonts w:ascii="Cambria Math" w:hAnsi="Cambria Math"/>
-                <w:color w:val="2D3748"/>
-                <w:sz w:val="19"/>
-              </w:rPr>
-              <w:t>cosB=\frac{3}{5} \Rightarrow B=53^{\circ}, \quad r+R=\frac{a}{2}[cot\frac{\pi}{n}+cosec\frac{\pi}{n}], \quad =\frac{a}{2}[\frac{cos\frac{\pi}{n}+1}{sin\frac{\pi}{n}}]</w:t>
+              <w:t>\therefore A+C=\frac{2\pi}{3}\sigma, \quad 1, b =, \quad \frac{a+b}{7}=\frac{b+c}{8}=\frac{c+a}{9}</w:t>
             </w:r>
           </w:p>
         </w:tc>
@@ -650,7 +604,215 @@
           <w:color w:val="2B6CB0"/>
           <w:sz w:val="24"/>
         </w:rPr>
-        <w:t>3.1 Properties Of Triangle — Standard Calculations &amp; Problem Archetypes (Very High Yield — 20 PYQs)</w:t>
+        <w:t>3.1 Properties Of Triangle — Core Principles &amp; Governing Laws (Very High Yield — 27 PYQs)</w:t>
+      </w:r>
+    </w:p>
+    <w:p>
+      <w:r>
+        <w:rPr>
+          <w:b/>
+          <w:sz w:val="20"/>
+        </w:rPr>
+        <w:t xml:space="preserve">Core Principle: </w:t>
+      </w:r>
+      <w:r>
+        <w:rPr>
+          <w:sz w:val="20"/>
+        </w:rPr>
+        <w:t>Fundamental definitions, core postulates, and governing physical/chemical relations in Properties Of Triangle.</w:t>
+      </w:r>
+    </w:p>
+    <w:tbl>
+      <w:tblPr>
+        <w:tblW w:type="auto" w:w="0"/>
+        <w:jc w:val="center"/>
+        <w:tblLook w:firstColumn="1" w:firstRow="1" w:lastColumn="0" w:lastRow="0" w:noHBand="0" w:noVBand="1" w:val="04A0"/>
+      </w:tblPr>
+      <w:tblGrid>
+        <w:gridCol w:w="10080"/>
+      </w:tblGrid>
+      <w:tr>
+        <w:tc>
+          <w:tcPr>
+            <w:tcW w:type="dxa" w:w="10080"/>
+            <w:shd w:fill="FFF5F5"/>
+            <w:tcMar>
+              <w:top w:w="100" w:type="dxa"/>
+              <w:bottom w:w="100" w:type="dxa"/>
+              <w:left w:w="150" w:type="dxa"/>
+              <w:right w:w="150" w:type="dxa"/>
+            </w:tcMar>
+          </w:tcPr>
+          <w:p>
+            <w:r>
+              <w:rPr>
+                <w:b/>
+                <w:color w:val="C53030"/>
+                <w:sz w:val="19"/>
+              </w:rPr>
+              <w:t xml:space="preserve">⚠️ Common Trap / JEE Pitfall: </w:t>
+            </w:r>
+            <w:r>
+              <w:rPr>
+                <w:color w:val="2D3748"/>
+                <w:sz w:val="19"/>
+              </w:rPr>
+              <w:t>Carefully verify units, standard reference states, and sign conventions in Properties Of Triangle.</w:t>
+            </w:r>
+          </w:p>
+        </w:tc>
+      </w:tr>
+    </w:tbl>
+    <w:tbl>
+      <w:tblPr>
+        <w:tblW w:type="auto" w:w="0"/>
+        <w:jc w:val="center"/>
+        <w:tblLook w:firstColumn="1" w:firstRow="1" w:lastColumn="0" w:lastRow="0" w:noHBand="0" w:noVBand="1" w:val="04A0"/>
+      </w:tblPr>
+      <w:tblGrid>
+        <w:gridCol w:w="10080"/>
+      </w:tblGrid>
+      <w:tr>
+        <w:tc>
+          <w:tcPr>
+            <w:tcW w:type="dxa" w:w="10080"/>
+            <w:shd w:fill="F0FFF4"/>
+            <w:tcMar>
+              <w:top w:w="100" w:type="dxa"/>
+              <w:bottom w:w="100" w:type="dxa"/>
+              <w:left w:w="150" w:type="dxa"/>
+              <w:right w:w="150" w:type="dxa"/>
+            </w:tcMar>
+          </w:tcPr>
+          <w:p>
+            <w:r>
+              <w:rPr>
+                <w:b/>
+                <w:color w:val="276749"/>
+                <w:sz w:val="19"/>
+              </w:rPr>
+              <w:t xml:space="preserve">💡 Speed Hack / Trick: </w:t>
+            </w:r>
+            <w:r>
+              <w:rPr>
+                <w:color w:val="2D3748"/>
+                <w:sz w:val="19"/>
+              </w:rPr>
+              <w:t>Focus on high-yield formulas and standard limiting approximations tested in Properties Of Triangle PYQs.</w:t>
+            </w:r>
+          </w:p>
+        </w:tc>
+      </w:tr>
+    </w:tbl>
+    <w:p>
+      <w:pPr>
+        <w:spacing w:before="120" w:after="40"/>
+      </w:pPr>
+      <w:r>
+        <w:rPr>
+          <w:b/>
+          <w:color w:val="1A365D"/>
+          <w:sz w:val="19"/>
+        </w:rPr>
+        <w:t>Source PYQs testing this concept:</w:t>
+      </w:r>
+    </w:p>
+    <w:p>
+      <w:pPr>
+        <w:pStyle w:val="ListBullet"/>
+        <w:spacing w:after="40"/>
+      </w:pPr>
+      <w:r>
+        <w:rPr>
+          <w:b/>
+          <w:sz w:val="18"/>
+        </w:rPr>
+        <w:t xml:space="preserve">[2025 Morning Shift] Q#1 (MCQ): </w:t>
+      </w:r>
+      <w:r>
+        <w:rPr>
+          <w:sz w:val="18"/>
+        </w:rPr>
+        <w:t xml:space="preserve">"Let the area of a △PQR with vertices P(5,4),Q(-2,4) and R(a,b) be 35 square units. If its orthocenter and centroid are $O(2,\frac{14}{..."  </w:t>
+      </w:r>
+      <w:r>
+        <w:rPr>
+          <w:b/>
+          <w:color w:val="2B6CB0"/>
+          <w:sz w:val="18"/>
+        </w:rPr>
+        <w:t>[Ans: N/A]</w:t>
+      </w:r>
+    </w:p>
+    <w:p>
+      <w:pPr>
+        <w:pStyle w:val="ListBullet"/>
+        <w:spacing w:after="40"/>
+      </w:pPr>
+      <w:r>
+        <w:rPr>
+          <w:b/>
+          <w:sz w:val="18"/>
+        </w:rPr>
+        <w:t xml:space="preserve">[2024 Evening Shift] Q#1 (Numerical): </w:t>
+      </w:r>
+      <w:r>
+        <w:rPr>
+          <w:sz w:val="18"/>
+        </w:rPr>
+        <w:t xml:space="preserve">"Consider a triangle ABC having the vertices A(1,2),B(α,β) and C(γ,δ) and angles \angleABC=(π / 6) and $\ang..."  </w:t>
+      </w:r>
+      <w:r>
+        <w:rPr>
+          <w:b/>
+          <w:color w:val="2B6CB0"/>
+          <w:sz w:val="18"/>
+        </w:rPr>
+        <w:t>[Ans: 14]</w:t>
+      </w:r>
+    </w:p>
+    <w:p>
+      <w:pPr>
+        <w:pStyle w:val="ListBullet"/>
+        <w:spacing w:after="40"/>
+      </w:pPr>
+      <w:r>
+        <w:rPr>
+          <w:b/>
+          <w:sz w:val="18"/>
+        </w:rPr>
+        <w:t xml:space="preserve">[2024 Morning Shift] Q#3 (MCQ): </w:t>
+      </w:r>
+      <w:r>
+        <w:rPr>
+          <w:sz w:val="18"/>
+        </w:rPr>
+        <w:t xml:space="preserve">"Let (5,(a / 4)) be the circumcenter of a triangle with vertices A(a,-2),B(a,6) and C((a / 4),-2) . Let α denote the cir..."  </w:t>
+      </w:r>
+      <w:r>
+        <w:rPr>
+          <w:b/>
+          <w:color w:val="2B6CB0"/>
+          <w:sz w:val="18"/>
+        </w:rPr>
+        <w:t>[Ans: N/A]</w:t>
+      </w:r>
+    </w:p>
+    <w:p>
+      <w:pPr>
+        <w:spacing w:after="120"/>
+      </w:pPr>
+    </w:p>
+    <w:p>
+      <w:pPr>
+        <w:pStyle w:val="Heading2"/>
+      </w:pPr>
+      <w:r>
+        <w:rPr>
+          <w:color w:val="2B6CB0"/>
+          <w:sz w:val="24"/>
+        </w:rPr>
+        <w:t>3.2 Properties Of Triangle — Standard Calculations &amp; Problem Archetypes (High Yield — 9 PYQs)</w:t>
       </w:r>
     </w:p>
     <w:p>
@@ -773,13 +935,13 @@
           <w:b/>
           <w:sz w:val="18"/>
         </w:rPr>
-        <w:t xml:space="preserve">[2025 Morning Shift] Q#1 (MCQ): </w:t>
+        <w:t xml:space="preserve">[2024 Evening Shift] Q#2 (MCQ): </w:t>
       </w:r>
       <w:r>
         <w:rPr>
           <w:sz w:val="18"/>
         </w:rPr>
-        <w:t xml:space="preserve">"Let the area of a △PQR with vertices P(5,4),Q(-2,4) and R(a,b) be 35 square units. If its orthocenter and centroid are $O(2,\frac{14}{..."  </w:t>
+        <w:t xml:space="preserve">"Two vertices of a triangle ABC are A(3,-1) and B(-2,3) , and its orthocentre is P(1,1) . If the coordinates of the point C are $(\..."  </w:t>
       </w:r>
       <w:r>
         <w:rPr>
@@ -800,13 +962,13 @@
           <w:b/>
           <w:sz w:val="18"/>
         </w:rPr>
-        <w:t xml:space="preserve">[2024 Evening Shift] Q#1 (Numerical): </w:t>
+        <w:t xml:space="preserve">[2023 Morning Shift] Q#1 (MCQ): </w:t>
       </w:r>
       <w:r>
         <w:rPr>
           <w:sz w:val="18"/>
         </w:rPr>
-        <w:t xml:space="preserve">"Consider a triangle ABC having the vertices A(1,2),B(α,β) and C(γ,δ) and angles \angleABC=(π / 6) and $\ang..."  </w:t>
+        <w:t xml:space="preserve">"For a triangle ABC , the value of cos2A+cos2B+cos2C is least. If its inradius is 3 and incentre is M, then which of the following is NOT..."  </w:t>
       </w:r>
       <w:r>
         <w:rPr>
@@ -814,7 +976,7 @@
           <w:color w:val="2B6CB0"/>
           <w:sz w:val="18"/>
         </w:rPr>
-        <w:t>[Ans: 14]</w:t>
+        <w:t>[Ans: N/A]</w:t>
       </w:r>
     </w:p>
     <w:p>
@@ -827,13 +989,13 @@
           <w:b/>
           <w:sz w:val="18"/>
         </w:rPr>
-        <w:t xml:space="preserve">[2024 Evening Shift] Q#2 (MCQ): </w:t>
+        <w:t xml:space="preserve">[2022 Morning Shift] Q#4 (MCQ): </w:t>
       </w:r>
       <w:r>
         <w:rPr>
           <w:sz w:val="18"/>
         </w:rPr>
-        <w:t xml:space="preserve">"Two vertices of a triangle ABC are A(3,-1) and B(-2,3) , and its orthocentre is P(1,1) . If the coordinates of the point C are $(\..."  </w:t>
+        <w:t xml:space="preserve">"Let a, b and c be the length of sides of a triangle ABC such that (a+b / 7)=(b+c / 8)=(c+a / 9) . If r and R are the radius of..."  </w:t>
       </w:r>
       <w:r>
         <w:rPr>
@@ -858,215 +1020,7 @@
           <w:color w:val="2B6CB0"/>
           <w:sz w:val="24"/>
         </w:rPr>
-        <w:t>3.2 Properties Of Triangle — Core Principles &amp; Governing Laws (High Yield — 8 PYQs)</w:t>
-      </w:r>
-    </w:p>
-    <w:p>
-      <w:r>
-        <w:rPr>
-          <w:b/>
-          <w:sz w:val="20"/>
-        </w:rPr>
-        <w:t xml:space="preserve">Core Principle: </w:t>
-      </w:r>
-      <w:r>
-        <w:rPr>
-          <w:sz w:val="20"/>
-        </w:rPr>
-        <w:t>Fundamental definitions, core postulates, and governing physical/chemical relations in Properties Of Triangle.</w:t>
-      </w:r>
-    </w:p>
-    <w:tbl>
-      <w:tblPr>
-        <w:tblW w:type="auto" w:w="0"/>
-        <w:jc w:val="center"/>
-        <w:tblLook w:firstColumn="1" w:firstRow="1" w:lastColumn="0" w:lastRow="0" w:noHBand="0" w:noVBand="1" w:val="04A0"/>
-      </w:tblPr>
-      <w:tblGrid>
-        <w:gridCol w:w="10080"/>
-      </w:tblGrid>
-      <w:tr>
-        <w:tc>
-          <w:tcPr>
-            <w:tcW w:type="dxa" w:w="10080"/>
-            <w:shd w:fill="FFF5F5"/>
-            <w:tcMar>
-              <w:top w:w="100" w:type="dxa"/>
-              <w:bottom w:w="100" w:type="dxa"/>
-              <w:left w:w="150" w:type="dxa"/>
-              <w:right w:w="150" w:type="dxa"/>
-            </w:tcMar>
-          </w:tcPr>
-          <w:p>
-            <w:r>
-              <w:rPr>
-                <w:b/>
-                <w:color w:val="C53030"/>
-                <w:sz w:val="19"/>
-              </w:rPr>
-              <w:t xml:space="preserve">⚠️ Common Trap / JEE Pitfall: </w:t>
-            </w:r>
-            <w:r>
-              <w:rPr>
-                <w:color w:val="2D3748"/>
-                <w:sz w:val="19"/>
-              </w:rPr>
-              <w:t>Carefully verify units, standard reference states, and sign conventions in Properties Of Triangle.</w:t>
-            </w:r>
-          </w:p>
-        </w:tc>
-      </w:tr>
-    </w:tbl>
-    <w:tbl>
-      <w:tblPr>
-        <w:tblW w:type="auto" w:w="0"/>
-        <w:jc w:val="center"/>
-        <w:tblLook w:firstColumn="1" w:firstRow="1" w:lastColumn="0" w:lastRow="0" w:noHBand="0" w:noVBand="1" w:val="04A0"/>
-      </w:tblPr>
-      <w:tblGrid>
-        <w:gridCol w:w="10080"/>
-      </w:tblGrid>
-      <w:tr>
-        <w:tc>
-          <w:tcPr>
-            <w:tcW w:type="dxa" w:w="10080"/>
-            <w:shd w:fill="F0FFF4"/>
-            <w:tcMar>
-              <w:top w:w="100" w:type="dxa"/>
-              <w:bottom w:w="100" w:type="dxa"/>
-              <w:left w:w="150" w:type="dxa"/>
-              <w:right w:w="150" w:type="dxa"/>
-            </w:tcMar>
-          </w:tcPr>
-          <w:p>
-            <w:r>
-              <w:rPr>
-                <w:b/>
-                <w:color w:val="276749"/>
-                <w:sz w:val="19"/>
-              </w:rPr>
-              <w:t xml:space="preserve">💡 Speed Hack / Trick: </w:t>
-            </w:r>
-            <w:r>
-              <w:rPr>
-                <w:color w:val="2D3748"/>
-                <w:sz w:val="19"/>
-              </w:rPr>
-              <w:t>Focus on high-yield formulas and standard limiting approximations tested in Properties Of Triangle PYQs.</w:t>
-            </w:r>
-          </w:p>
-        </w:tc>
-      </w:tr>
-    </w:tbl>
-    <w:p>
-      <w:pPr>
-        <w:spacing w:before="120" w:after="40"/>
-      </w:pPr>
-      <w:r>
-        <w:rPr>
-          <w:b/>
-          <w:color w:val="1A365D"/>
-          <w:sz w:val="19"/>
-        </w:rPr>
-        <w:t>Source PYQs testing this concept:</w:t>
-      </w:r>
-    </w:p>
-    <w:p>
-      <w:pPr>
-        <w:pStyle w:val="ListBullet"/>
-        <w:spacing w:after="40"/>
-      </w:pPr>
-      <w:r>
-        <w:rPr>
-          <w:b/>
-          <w:sz w:val="18"/>
-        </w:rPr>
-        <w:t xml:space="preserve">[2024 Morning Shift] Q#3 (MCQ): </w:t>
-      </w:r>
-      <w:r>
-        <w:rPr>
-          <w:sz w:val="18"/>
-        </w:rPr>
-        <w:t xml:space="preserve">"Let (5,(a / 4)) be the circumcenter of a triangle with vertices A(a,-2),B(a,6) and C((a / 4),-2) . Let α denote the cir..."  </w:t>
-      </w:r>
-      <w:r>
-        <w:rPr>
-          <w:b/>
-          <w:color w:val="2B6CB0"/>
-          <w:sz w:val="18"/>
-        </w:rPr>
-        <w:t>[Ans: N/A]</w:t>
-      </w:r>
-    </w:p>
-    <w:p>
-      <w:pPr>
-        <w:pStyle w:val="ListBullet"/>
-        <w:spacing w:after="40"/>
-      </w:pPr>
-      <w:r>
-        <w:rPr>
-          <w:b/>
-          <w:sz w:val="18"/>
-        </w:rPr>
-        <w:t xml:space="preserve">[2023 Evening Shift] Q#3 (Numerical): </w:t>
-      </w:r>
-      <w:r>
-        <w:rPr>
-          <w:sz w:val="18"/>
-        </w:rPr>
-        <w:t xml:space="preserve">"In the figure, θ_(1)+θ_(2)=(π / 2) and √(3)(BE)=4(AB) . If the area of △CAB is 2√(3)-3 unit ^2 , when $\..."  </w:t>
-      </w:r>
-      <w:r>
-        <w:rPr>
-          <w:b/>
-          <w:color w:val="2B6CB0"/>
-          <w:sz w:val="18"/>
-        </w:rPr>
-        <w:t>[Ans: 6]</w:t>
-      </w:r>
-    </w:p>
-    <w:p>
-      <w:pPr>
-        <w:pStyle w:val="ListBullet"/>
-        <w:spacing w:after="40"/>
-      </w:pPr>
-      <w:r>
-        <w:rPr>
-          <w:b/>
-          <w:sz w:val="18"/>
-        </w:rPr>
-        <w:t xml:space="preserve">[2022 Morning Shift] Q#3 (MCQ): </w:t>
-      </w:r>
-      <w:r>
-        <w:rPr>
-          <w:sz w:val="18"/>
-        </w:rPr>
-        <w:t xml:space="preserve">"The lengths of the sides of a triangle are 10 + x 2 , 10 + x 2 and 20 - 2x 2 . If for x = k, the area of the triangle is maximum, then 3k ..."  </w:t>
-      </w:r>
-      <w:r>
-        <w:rPr>
-          <w:b/>
-          <w:color w:val="2B6CB0"/>
-          <w:sz w:val="18"/>
-        </w:rPr>
-        <w:t>[Ans: N/A]</w:t>
-      </w:r>
-    </w:p>
-    <w:p>
-      <w:pPr>
-        <w:spacing w:after="120"/>
-      </w:pPr>
-    </w:p>
-    <w:p>
-      <w:pPr>
-        <w:pStyle w:val="Heading2"/>
-      </w:pPr>
-      <w:r>
-        <w:rPr>
-          <w:color w:val="2B6CB0"/>
-          <w:sz w:val="24"/>
-        </w:rPr>
-        <w:t>3.3 Properties Of Triangle — Applied Cases, Reactions &amp; Traps (High Yield — 8 PYQs)</w:t>
+        <w:t>3.3 Properties Of Triangle — Applied Cases, Reactions &amp; Traps (Standard Yield — 0 PYQs)</w:t>
       </w:r>
     </w:p>
     <w:p>
@@ -1189,13 +1143,13 @@
           <w:b/>
           <w:sz w:val="18"/>
         </w:rPr>
-        <w:t xml:space="preserve">[2023 Morning Shift] Q#2 (MCQ): </w:t>
+        <w:t xml:space="preserve">[2025 Morning Shift] Q#1 (MCQ): </w:t>
       </w:r>
       <w:r>
         <w:rPr>
           <w:sz w:val="18"/>
         </w:rPr>
-        <w:t xml:space="preserve">"A straight line cuts off the intercepts OA=a and OB=b on the positive directions of x -axis and y axis respectively. If the perpendi..."  </w:t>
+        <w:t xml:space="preserve">"Let the area of a △PQR with vertices P(5,4),Q(-2,4) and R(a,b) be 35 square units. If its orthocenter and centroid are $O(2,\frac{14}{..."  </w:t>
       </w:r>
       <w:r>
         <w:rPr>
@@ -1216,13 +1170,13 @@
           <w:b/>
           <w:sz w:val="18"/>
         </w:rPr>
-        <w:t xml:space="preserve">[2023 Morning Shift] Q#2 (Numerical): </w:t>
+        <w:t xml:space="preserve">[2024 Evening Shift] Q#1 (Numerical): </w:t>
       </w:r>
       <w:r>
         <w:rPr>
           <w:sz w:val="18"/>
         </w:rPr>
-        <w:t xml:space="preserve">"If the line x=y=z intersects the line xsinA+ysinB+zsinC-18=0=xsin2A+ysin2B+zsin2C-9 , where A,B,C are the angles of a triangle ABC ,..."  </w:t>
+        <w:t xml:space="preserve">"Consider a triangle ABC having the vertices A(1,2),B(α,β) and C(γ,δ) and angles \angleABC=(π / 6) and $\ang..."  </w:t>
       </w:r>
       <w:r>
         <w:rPr>
@@ -1230,34 +1184,7 @@
           <w:color w:val="2B6CB0"/>
           <w:sz w:val="18"/>
         </w:rPr>
-        <w:t>[Ans: 5]</w:t>
-      </w:r>
-    </w:p>
-    <w:p>
-      <w:pPr>
-        <w:pStyle w:val="ListBullet"/>
-        <w:spacing w:after="40"/>
-      </w:pPr>
-      <w:r>
-        <w:rPr>
-          <w:b/>
-          <w:sz w:val="18"/>
-        </w:rPr>
-        <w:t xml:space="preserve">[2021 Morning Shift] Q#2 (MCQ): </w:t>
-      </w:r>
-      <w:r>
-        <w:rPr>
-          <w:sz w:val="18"/>
-        </w:rPr>
-        <w:t xml:space="preserve">"If in a triangle ABC, AB = 5 units, \angleB=cos^-1((3 / 5)) and radius of circumcircle of Δ ABC is 5 units, then the area (in..."  </w:t>
-      </w:r>
-      <w:r>
-        <w:rPr>
-          <w:b/>
-          <w:color w:val="2B6CB0"/>
-          <w:sz w:val="18"/>
-        </w:rPr>
-        <w:t>[Ans: N/A]</w:t>
+        <w:t>[Ans: 14]</w:t>
       </w:r>
     </w:p>
     <w:p>
@@ -1408,7 +1335,7 @@
           <w:color w:val="1A365D"/>
           <w:sz w:val="22"/>
         </w:rPr>
-        <w:t>Benchmark Problem 2: JEE Main 2024 (Online) 29th January Morning Shift (Q#3)</w:t>
+        <w:t>Benchmark Problem 2: JEE Main 2024 (Online) 9th April Evening Shift (Q#2)</w:t>
       </w:r>
     </w:p>
     <w:p>
@@ -1419,7 +1346,7 @@
         <w:rPr>
           <w:sz w:val="20"/>
         </w:rPr>
-        <w:t>Let (5,(a / 4)) be the circumcenter of a triangle with vertices A(a,-2),B(a,6) and C((a / 4),-2) . Let α denote the circumradius, β denote the area and γ denote the perimeter of the triangle. Then α+β+γ is</w:t>
+        <w:t>Two vertices of a triangle ABC are A(3,-1) and B(-2,3) , and its orthocentre is P(1,1) . If the coordinates of the point C are (α,β) and the centre of the of the circle circumscribing the triangle PAB is (h,k) , then the value of (α+β)+2(h+k) equals</w:t>
       </w:r>
     </w:p>
     <w:p>
@@ -1431,7 +1358,7 @@
         <w:rPr>
           <w:sz w:val="19"/>
         </w:rPr>
-        <w:t>(A) 60</w:t>
+        <w:t>(A) 81</w:t>
       </w:r>
     </w:p>
     <w:p>
@@ -1443,7 +1370,7 @@
         <w:rPr>
           <w:sz w:val="19"/>
         </w:rPr>
-        <w:t>(B) 62</w:t>
+        <w:t>(B) 15</w:t>
       </w:r>
     </w:p>
     <w:p>
@@ -1455,7 +1382,7 @@
         <w:rPr>
           <w:sz w:val="19"/>
         </w:rPr>
-        <w:t>(C) 53</w:t>
+        <w:t>(C) 51</w:t>
       </w:r>
     </w:p>
     <w:p>
@@ -1467,7 +1394,7 @@
         <w:rPr>
           <w:sz w:val="19"/>
         </w:rPr>
-        <w:t>(D) 30</w:t>
+        <w:t>(D) 5</w:t>
       </w:r>
     </w:p>
     <w:tbl>
@@ -1508,128 +1435,7 @@
               </w:rPr>
               <w:t>Solution Analysis:</w:t>
               <w:br/>
-              <w:t>A(a,-2),B(a,6),C((a / 4),-2),O(5,(a / 4)) AO=BO (a-5)^2+((a / 4)+2)^2=(a-5)^2+((a / 4)-6)^2 a=8 AB=8,AC=6,BC=10 α=5,β=24,γ=24</w:t>
-            </w:r>
-          </w:p>
-        </w:tc>
-      </w:tr>
-    </w:tbl>
-    <w:p>
-      <w:pPr>
-        <w:spacing w:after="120"/>
-      </w:pPr>
-    </w:p>
-    <w:p>
-      <w:pPr>
-        <w:spacing w:before="160" w:after="40"/>
-      </w:pPr>
-      <w:r>
-        <w:rPr>
-          <w:b/>
-          <w:color w:val="1A365D"/>
-          <w:sz w:val="22"/>
-        </w:rPr>
-        <w:t>Benchmark Problem 3: JEE Main 2023 (Online) 30th January Morning Shift (Q#2)</w:t>
-      </w:r>
-    </w:p>
-    <w:p>
-      <w:pPr>
-        <w:spacing w:after="80"/>
-      </w:pPr>
-      <w:r>
-        <w:rPr>
-          <w:sz w:val="20"/>
-        </w:rPr>
-        <w:t>A straight line cuts off the intercepts OA=a and OB=b on the positive directions of x -axis and y axis respectively. If the perpendicular from origin O to this line makes an angle of (π / 6) with positive direction of y -axis and the area of △OAB is (98 / 3)√(3) , then a^2-b^2 is equal to :</w:t>
-      </w:r>
-    </w:p>
-    <w:p>
-      <w:pPr>
-        <w:pStyle w:val="ListBullet"/>
-        <w:spacing w:after="20"/>
-      </w:pPr>
-      <w:r>
-        <w:rPr>
-          <w:sz w:val="19"/>
-        </w:rPr>
-        <w:t>(A) (392 / 3)</w:t>
-      </w:r>
-    </w:p>
-    <w:p>
-      <w:pPr>
-        <w:pStyle w:val="ListBullet"/>
-        <w:spacing w:after="20"/>
-      </w:pPr>
-      <w:r>
-        <w:rPr>
-          <w:sz w:val="19"/>
-        </w:rPr>
-        <w:t>(B) 98</w:t>
-      </w:r>
-    </w:p>
-    <w:p>
-      <w:pPr>
-        <w:pStyle w:val="ListBullet"/>
-        <w:spacing w:after="20"/>
-      </w:pPr>
-      <w:r>
-        <w:rPr>
-          <w:sz w:val="19"/>
-        </w:rPr>
-        <w:t>(C) 196</w:t>
-      </w:r>
-    </w:p>
-    <w:p>
-      <w:pPr>
-        <w:pStyle w:val="ListBullet"/>
-        <w:spacing w:after="20"/>
-      </w:pPr>
-      <w:r>
-        <w:rPr>
-          <w:sz w:val="19"/>
-        </w:rPr>
-        <w:t>(D) (196 / 3)</w:t>
-      </w:r>
-    </w:p>
-    <w:tbl>
-      <w:tblPr>
-        <w:tblW w:type="auto" w:w="0"/>
-        <w:jc w:val="center"/>
-        <w:tblLook w:firstColumn="1" w:firstRow="1" w:lastColumn="0" w:lastRow="0" w:noHBand="0" w:noVBand="1" w:val="04A0"/>
-      </w:tblPr>
-      <w:tblGrid>
-        <w:gridCol w:w="10080"/>
-      </w:tblGrid>
-      <w:tr>
-        <w:tc>
-          <w:tcPr>
-            <w:tcW w:type="dxa" w:w="10080"/>
-            <w:shd w:fill="F7FAFC"/>
-            <w:tcMar>
-              <w:top w:w="100" w:type="dxa"/>
-              <w:bottom w:w="100" w:type="dxa"/>
-              <w:left w:w="150" w:type="dxa"/>
-              <w:right w:w="150" w:type="dxa"/>
-            </w:tcMar>
-          </w:tcPr>
-          <w:p>
-            <w:r>
-              <w:rPr>
-                <w:b/>
-                <w:color w:val="1A365D"/>
-                <w:sz w:val="19"/>
-              </w:rPr>
-              <w:t>Correct Answer: None</w:t>
-              <w:br/>
-            </w:r>
-            <w:r>
-              <w:rPr>
-                <w:color w:val="2D3748"/>
-                <w:sz w:val="18"/>
-              </w:rPr>
-              <w:t>Solution Analysis:</w:t>
-              <w:br/>
-              <w:t>(1 / 2)ab=\frac98√(3)3 ⇒ √(3)ab=196 ..... (i) OP=OBcos30°=OAcos60° ⇒ \fracb√(3)2=(a / 2) ⇒ √(3)b=a ..... (ii) By (i) and (ii) a^2=196 a=14 b^2=\fraca^23 a^2-b^2=\frac2a^23=(392 / 3)</w:t>
+              <w:t>m_(PA)=(2 / -2)=-1 ∴ m_(BC)=1 BC:y=x+5 m_(BP)=(2 / -3)=(-2 / 3) ∴ m_(AC)=(3 / 2) AC:y=(3 / 2)x-(11 / 2) ⇒ 2y=3x-11 ∴ C:(21,26) Let the circumcentre be (ℎ,k) (ℎ-1)^2+(k-1)^2=(ℎ+2)^2+(k-3)^2... (i) (ℎ-1)^2+(k-1)^2=(ℎ-3)^2+(k+1)^2... (ii) Solving (i) and (ii) ℎ=(-19 / 2),k=(-23 / 2) α+β+2(ℎ+k) =21+26-19-23 =2+3=5</w:t>
             </w:r>
           </w:p>
         </w:tc>
